--- a/downloads/forms/power-of-attorney.docx
+++ b/downloads/forms/power-of-attorney.docx
@@ -405,7 +405,7 @@
       </w:tr>
       <w:tr>
         <w:trPr>
-          <w:trHeight w:val="2608" w:hRule="exact"/>
+          <w:trHeight w:val="3969" w:hRule="exact"/>
         </w:trPr>
         <w:tc>
           <w:tcPr>
